--- a/reports/Assignment_2_Track_B_Report.docx
+++ b/reports/Assignment_2_Track_B_Report.docx
@@ -154,11 +154,11 @@
         <w:tblLook w:firstColumn="1" w:firstRow="1" w:lastColumn="0" w:lastRow="0" w:noHBand="0" w:noVBand="1" w:val="04A0"/>
       </w:tblPr>
       <w:tblGrid>
-        <w:gridCol w:w="1871"/>
-        <w:gridCol w:w="1871"/>
-        <w:gridCol w:w="1871"/>
-        <w:gridCol w:w="1871"/>
-        <w:gridCol w:w="1871"/>
+        <w:gridCol w:w="936"/>
+        <w:gridCol w:w="2808"/>
+        <w:gridCol w:w="1944"/>
+        <w:gridCol w:w="1224"/>
+        <w:gridCol w:w="2088"/>
       </w:tblGrid>
       <w:tr>
         <w:trPr>
@@ -166,12 +166,13 @@
         </w:trPr>
         <w:tc>
           <w:tcPr>
-            <w:tcW w:type="dxa" w:w="749"/>
+            <w:tcW w:type="dxa" w:w="936"/>
             <w:shd w:fill="EAF2EF"/>
           </w:tcPr>
           <w:p>
             <w:pPr>
               <w:spacing w:line="252" w:lineRule="auto" w:after="80" w:before="80"/>
+              <w:jc w:val="left"/>
             </w:pPr>
             <w:r>
               <w:rPr>
@@ -184,12 +185,13 @@
         </w:tc>
         <w:tc>
           <w:tcPr>
-            <w:tcW w:type="dxa" w:w="2376"/>
+            <w:tcW w:type="dxa" w:w="2808"/>
             <w:shd w:fill="EAF2EF"/>
           </w:tcPr>
           <w:p>
             <w:pPr>
               <w:spacing w:line="252" w:lineRule="auto" w:after="80" w:before="80"/>
+              <w:jc w:val="left"/>
             </w:pPr>
             <w:r>
               <w:rPr>
@@ -202,12 +204,13 @@
         </w:tc>
         <w:tc>
           <w:tcPr>
-            <w:tcW w:type="dxa" w:w="2016"/>
+            <w:tcW w:type="dxa" w:w="1944"/>
             <w:shd w:fill="EAF2EF"/>
           </w:tcPr>
           <w:p>
             <w:pPr>
               <w:spacing w:line="252" w:lineRule="auto" w:after="80" w:before="80"/>
+              <w:jc w:val="left"/>
             </w:pPr>
             <w:r>
               <w:rPr>
@@ -220,12 +223,13 @@
         </w:tc>
         <w:tc>
           <w:tcPr>
-            <w:tcW w:type="dxa" w:w="864"/>
+            <w:tcW w:type="dxa" w:w="1224"/>
             <w:shd w:fill="EAF2EF"/>
           </w:tcPr>
           <w:p>
             <w:pPr>
               <w:spacing w:line="252" w:lineRule="auto" w:after="80" w:before="80"/>
+              <w:jc w:val="left"/>
             </w:pPr>
             <w:r>
               <w:rPr>
@@ -238,12 +242,13 @@
         </w:tc>
         <w:tc>
           <w:tcPr>
-            <w:tcW w:type="dxa" w:w="1584"/>
+            <w:tcW w:type="dxa" w:w="2088"/>
             <w:shd w:fill="EAF2EF"/>
           </w:tcPr>
           <w:p>
             <w:pPr>
               <w:spacing w:line="252" w:lineRule="auto" w:after="80" w:before="80"/>
+              <w:jc w:val="left"/>
             </w:pPr>
             <w:r>
               <w:rPr>
@@ -261,11 +266,12 @@
         </w:trPr>
         <w:tc>
           <w:tcPr>
-            <w:tcW w:type="dxa" w:w="749"/>
+            <w:tcW w:type="dxa" w:w="936"/>
           </w:tcPr>
           <w:p>
             <w:pPr>
               <w:spacing w:line="252" w:lineRule="auto" w:after="80" w:before="80"/>
+              <w:jc w:val="left"/>
             </w:pPr>
             <w:r>
               <w:rPr>
@@ -278,11 +284,12 @@
         </w:tc>
         <w:tc>
           <w:tcPr>
-            <w:tcW w:type="dxa" w:w="2376"/>
+            <w:tcW w:type="dxa" w:w="2808"/>
           </w:tcPr>
           <w:p>
             <w:pPr>
               <w:spacing w:line="252" w:lineRule="auto" w:after="80" w:before="80"/>
+              <w:jc w:val="left"/>
             </w:pPr>
             <w:r>
               <w:rPr>
@@ -295,11 +302,12 @@
         </w:tc>
         <w:tc>
           <w:tcPr>
-            <w:tcW w:type="dxa" w:w="2016"/>
+            <w:tcW w:type="dxa" w:w="1944"/>
           </w:tcPr>
           <w:p>
             <w:pPr>
               <w:spacing w:line="252" w:lineRule="auto" w:after="80" w:before="80"/>
+              <w:jc w:val="left"/>
             </w:pPr>
             <w:r>
               <w:rPr>
@@ -312,11 +320,12 @@
         </w:tc>
         <w:tc>
           <w:tcPr>
-            <w:tcW w:type="dxa" w:w="864"/>
+            <w:tcW w:type="dxa" w:w="1224"/>
           </w:tcPr>
           <w:p>
             <w:pPr>
               <w:spacing w:line="252" w:lineRule="auto" w:after="80" w:before="80"/>
+              <w:jc w:val="left"/>
             </w:pPr>
             <w:r>
               <w:rPr>
@@ -328,11 +337,12 @@
         </w:tc>
         <w:tc>
           <w:tcPr>
-            <w:tcW w:type="dxa" w:w="1584"/>
+            <w:tcW w:type="dxa" w:w="2088"/>
           </w:tcPr>
           <w:p>
             <w:pPr>
               <w:spacing w:line="252" w:lineRule="auto" w:after="80" w:before="80"/>
+              <w:jc w:val="left"/>
             </w:pPr>
             <w:r>
               <w:rPr>
@@ -349,11 +359,12 @@
         </w:trPr>
         <w:tc>
           <w:tcPr>
-            <w:tcW w:type="dxa" w:w="749"/>
+            <w:tcW w:type="dxa" w:w="936"/>
           </w:tcPr>
           <w:p>
             <w:pPr>
               <w:spacing w:line="252" w:lineRule="auto" w:after="80" w:before="80"/>
+              <w:jc w:val="left"/>
             </w:pPr>
             <w:r>
               <w:rPr>
@@ -366,11 +377,12 @@
         </w:tc>
         <w:tc>
           <w:tcPr>
-            <w:tcW w:type="dxa" w:w="2376"/>
+            <w:tcW w:type="dxa" w:w="2808"/>
           </w:tcPr>
           <w:p>
             <w:pPr>
               <w:spacing w:line="252" w:lineRule="auto" w:after="80" w:before="80"/>
+              <w:jc w:val="left"/>
             </w:pPr>
             <w:r>
               <w:rPr>
@@ -383,11 +395,12 @@
         </w:tc>
         <w:tc>
           <w:tcPr>
-            <w:tcW w:type="dxa" w:w="2016"/>
+            <w:tcW w:type="dxa" w:w="1944"/>
           </w:tcPr>
           <w:p>
             <w:pPr>
               <w:spacing w:line="252" w:lineRule="auto" w:after="80" w:before="80"/>
+              <w:jc w:val="left"/>
             </w:pPr>
             <w:r>
               <w:rPr>
@@ -400,11 +413,12 @@
         </w:tc>
         <w:tc>
           <w:tcPr>
-            <w:tcW w:type="dxa" w:w="864"/>
+            <w:tcW w:type="dxa" w:w="1224"/>
           </w:tcPr>
           <w:p>
             <w:pPr>
               <w:spacing w:line="252" w:lineRule="auto" w:after="80" w:before="80"/>
+              <w:jc w:val="left"/>
             </w:pPr>
             <w:r>
               <w:rPr>
@@ -416,11 +430,12 @@
         </w:tc>
         <w:tc>
           <w:tcPr>
-            <w:tcW w:type="dxa" w:w="1584"/>
+            <w:tcW w:type="dxa" w:w="2088"/>
           </w:tcPr>
           <w:p>
             <w:pPr>
               <w:spacing w:line="252" w:lineRule="auto" w:after="80" w:before="80"/>
+              <w:jc w:val="left"/>
             </w:pPr>
             <w:r>
               <w:rPr>
@@ -437,11 +452,12 @@
         </w:trPr>
         <w:tc>
           <w:tcPr>
-            <w:tcW w:type="dxa" w:w="749"/>
+            <w:tcW w:type="dxa" w:w="936"/>
           </w:tcPr>
           <w:p>
             <w:pPr>
               <w:spacing w:line="252" w:lineRule="auto" w:after="80" w:before="80"/>
+              <w:jc w:val="left"/>
             </w:pPr>
             <w:r>
               <w:rPr>
@@ -454,11 +470,12 @@
         </w:tc>
         <w:tc>
           <w:tcPr>
-            <w:tcW w:type="dxa" w:w="2376"/>
+            <w:tcW w:type="dxa" w:w="2808"/>
           </w:tcPr>
           <w:p>
             <w:pPr>
               <w:spacing w:line="252" w:lineRule="auto" w:after="80" w:before="80"/>
+              <w:jc w:val="left"/>
             </w:pPr>
             <w:r>
               <w:rPr>
@@ -471,11 +488,12 @@
         </w:tc>
         <w:tc>
           <w:tcPr>
-            <w:tcW w:type="dxa" w:w="2016"/>
+            <w:tcW w:type="dxa" w:w="1944"/>
           </w:tcPr>
           <w:p>
             <w:pPr>
               <w:spacing w:line="252" w:lineRule="auto" w:after="80" w:before="80"/>
+              <w:jc w:val="left"/>
             </w:pPr>
             <w:r>
               <w:rPr>
@@ -488,11 +506,12 @@
         </w:tc>
         <w:tc>
           <w:tcPr>
-            <w:tcW w:type="dxa" w:w="864"/>
+            <w:tcW w:type="dxa" w:w="1224"/>
           </w:tcPr>
           <w:p>
             <w:pPr>
               <w:spacing w:line="252" w:lineRule="auto" w:after="80" w:before="80"/>
+              <w:jc w:val="left"/>
             </w:pPr>
             <w:r>
               <w:rPr>
@@ -504,11 +523,12 @@
         </w:tc>
         <w:tc>
           <w:tcPr>
-            <w:tcW w:type="dxa" w:w="1584"/>
+            <w:tcW w:type="dxa" w:w="2088"/>
           </w:tcPr>
           <w:p>
             <w:pPr>
               <w:spacing w:line="252" w:lineRule="auto" w:after="80" w:before="80"/>
+              <w:jc w:val="left"/>
             </w:pPr>
             <w:r>
               <w:rPr>
@@ -659,8 +679,8 @@
         <w:tblLook w:firstColumn="1" w:firstRow="1" w:lastColumn="0" w:lastRow="0" w:noHBand="0" w:noVBand="1" w:val="04A0"/>
       </w:tblPr>
       <w:tblGrid>
-        <w:gridCol w:w="4677"/>
-        <w:gridCol w:w="4677"/>
+        <w:gridCol w:w="7992"/>
+        <w:gridCol w:w="1152"/>
       </w:tblGrid>
       <w:tr>
         <w:trPr>
@@ -674,6 +694,7 @@
           <w:p>
             <w:pPr>
               <w:spacing w:line="252" w:lineRule="auto" w:after="80" w:before="80"/>
+              <w:jc w:val="left"/>
             </w:pPr>
             <w:r>
               <w:rPr>
@@ -692,6 +713,7 @@
           <w:p>
             <w:pPr>
               <w:spacing w:line="252" w:lineRule="auto" w:after="80" w:before="80"/>
+              <w:jc w:val="left"/>
             </w:pPr>
             <w:r>
               <w:rPr>
@@ -714,6 +736,7 @@
           <w:p>
             <w:pPr>
               <w:spacing w:line="252" w:lineRule="auto" w:after="80" w:before="80"/>
+              <w:jc w:val="left"/>
             </w:pPr>
             <w:r>
               <w:rPr>
@@ -731,6 +754,7 @@
           <w:p>
             <w:pPr>
               <w:spacing w:line="252" w:lineRule="auto" w:after="80" w:before="80"/>
+              <w:jc w:val="left"/>
             </w:pPr>
             <w:r>
               <w:rPr>
@@ -753,6 +777,7 @@
           <w:p>
             <w:pPr>
               <w:spacing w:line="252" w:lineRule="auto" w:after="80" w:before="80"/>
+              <w:jc w:val="left"/>
             </w:pPr>
             <w:r>
               <w:rPr>
@@ -770,6 +795,7 @@
           <w:p>
             <w:pPr>
               <w:spacing w:line="252" w:lineRule="auto" w:after="80" w:before="80"/>
+              <w:jc w:val="left"/>
             </w:pPr>
             <w:r>
               <w:rPr>
@@ -792,6 +818,7 @@
           <w:p>
             <w:pPr>
               <w:spacing w:line="252" w:lineRule="auto" w:after="80" w:before="80"/>
+              <w:jc w:val="left"/>
             </w:pPr>
             <w:r>
               <w:rPr>
@@ -809,6 +836,7 @@
           <w:p>
             <w:pPr>
               <w:spacing w:line="252" w:lineRule="auto" w:after="80" w:before="80"/>
+              <w:jc w:val="left"/>
             </w:pPr>
             <w:r>
               <w:rPr>
@@ -831,6 +859,7 @@
           <w:p>
             <w:pPr>
               <w:spacing w:line="252" w:lineRule="auto" w:after="80" w:before="80"/>
+              <w:jc w:val="left"/>
             </w:pPr>
             <w:r>
               <w:rPr>
@@ -848,6 +877,7 @@
           <w:p>
             <w:pPr>
               <w:spacing w:line="252" w:lineRule="auto" w:after="80" w:before="80"/>
+              <w:jc w:val="left"/>
             </w:pPr>
             <w:r>
               <w:rPr>
@@ -870,6 +900,7 @@
           <w:p>
             <w:pPr>
               <w:spacing w:line="252" w:lineRule="auto" w:after="80" w:before="80"/>
+              <w:jc w:val="left"/>
             </w:pPr>
             <w:r>
               <w:rPr>
@@ -887,6 +918,7 @@
           <w:p>
             <w:pPr>
               <w:spacing w:line="252" w:lineRule="auto" w:after="80" w:before="80"/>
+              <w:jc w:val="left"/>
             </w:pPr>
             <w:r>
               <w:rPr>
@@ -909,6 +941,7 @@
           <w:p>
             <w:pPr>
               <w:spacing w:line="252" w:lineRule="auto" w:after="80" w:before="80"/>
+              <w:jc w:val="left"/>
             </w:pPr>
             <w:r>
               <w:rPr>
@@ -926,6 +959,7 @@
           <w:p>
             <w:pPr>
               <w:spacing w:line="252" w:lineRule="auto" w:after="80" w:before="80"/>
+              <w:jc w:val="left"/>
             </w:pPr>
             <w:r>
               <w:rPr>
@@ -1008,8 +1042,8 @@
         <w:tblLook w:firstColumn="1" w:firstRow="1" w:lastColumn="0" w:lastRow="0" w:noHBand="0" w:noVBand="1" w:val="04A0"/>
       </w:tblPr>
       <w:tblGrid>
-        <w:gridCol w:w="4677"/>
-        <w:gridCol w:w="4677"/>
+        <w:gridCol w:w="3096"/>
+        <w:gridCol w:w="5904"/>
       </w:tblGrid>
       <w:tr>
         <w:trPr>
@@ -1023,6 +1057,7 @@
           <w:p>
             <w:pPr>
               <w:spacing w:line="252" w:lineRule="auto" w:after="80" w:before="80"/>
+              <w:jc w:val="left"/>
             </w:pPr>
             <w:r>
               <w:rPr>
@@ -1041,6 +1076,7 @@
           <w:p>
             <w:pPr>
               <w:spacing w:line="252" w:lineRule="auto" w:after="80" w:before="80"/>
+              <w:jc w:val="left"/>
             </w:pPr>
             <w:r>
               <w:rPr>
@@ -1063,6 +1099,7 @@
           <w:p>
             <w:pPr>
               <w:spacing w:line="252" w:lineRule="auto" w:after="80" w:before="80"/>
+              <w:jc w:val="left"/>
             </w:pPr>
             <w:r>
               <w:rPr>
@@ -1080,6 +1117,7 @@
           <w:p>
             <w:pPr>
               <w:spacing w:line="252" w:lineRule="auto" w:after="80" w:before="80"/>
+              <w:jc w:val="left"/>
             </w:pPr>
             <w:r>
               <w:rPr>
@@ -1102,6 +1140,7 @@
           <w:p>
             <w:pPr>
               <w:spacing w:line="252" w:lineRule="auto" w:after="80" w:before="80"/>
+              <w:jc w:val="left"/>
             </w:pPr>
             <w:r>
               <w:rPr>
@@ -1119,6 +1158,7 @@
           <w:p>
             <w:pPr>
               <w:spacing w:line="252" w:lineRule="auto" w:after="80" w:before="80"/>
+              <w:jc w:val="left"/>
             </w:pPr>
             <w:r>
               <w:rPr>
@@ -1141,6 +1181,7 @@
           <w:p>
             <w:pPr>
               <w:spacing w:line="252" w:lineRule="auto" w:after="80" w:before="80"/>
+              <w:jc w:val="left"/>
             </w:pPr>
             <w:r>
               <w:rPr>
@@ -1158,6 +1199,7 @@
           <w:p>
             <w:pPr>
               <w:spacing w:line="252" w:lineRule="auto" w:after="80" w:before="80"/>
+              <w:jc w:val="left"/>
             </w:pPr>
             <w:r>
               <w:rPr>
@@ -1180,6 +1222,7 @@
           <w:p>
             <w:pPr>
               <w:spacing w:line="252" w:lineRule="auto" w:after="80" w:before="80"/>
+              <w:jc w:val="left"/>
             </w:pPr>
             <w:r>
               <w:rPr>
@@ -1197,6 +1240,7 @@
           <w:p>
             <w:pPr>
               <w:spacing w:line="252" w:lineRule="auto" w:after="80" w:before="80"/>
+              <w:jc w:val="left"/>
             </w:pPr>
             <w:r>
               <w:rPr>
@@ -1219,6 +1263,7 @@
           <w:p>
             <w:pPr>
               <w:spacing w:line="252" w:lineRule="auto" w:after="80" w:before="80"/>
+              <w:jc w:val="left"/>
             </w:pPr>
             <w:r>
               <w:rPr>
@@ -1236,6 +1281,7 @@
           <w:p>
             <w:pPr>
               <w:spacing w:line="252" w:lineRule="auto" w:after="80" w:before="80"/>
+              <w:jc w:val="left"/>
             </w:pPr>
             <w:r>
               <w:rPr>
@@ -1258,6 +1304,7 @@
           <w:p>
             <w:pPr>
               <w:spacing w:line="252" w:lineRule="auto" w:after="80" w:before="80"/>
+              <w:jc w:val="left"/>
             </w:pPr>
             <w:r>
               <w:rPr>
@@ -1275,6 +1322,7 @@
           <w:p>
             <w:pPr>
               <w:spacing w:line="252" w:lineRule="auto" w:after="80" w:before="80"/>
+              <w:jc w:val="left"/>
             </w:pPr>
             <w:r>
               <w:rPr>
@@ -1405,8 +1453,8 @@
         <w:tblLook w:firstColumn="1" w:firstRow="1" w:lastColumn="0" w:lastRow="0" w:noHBand="0" w:noVBand="1" w:val="04A0"/>
       </w:tblPr>
       <w:tblGrid>
-        <w:gridCol w:w="4677"/>
-        <w:gridCol w:w="4677"/>
+        <w:gridCol w:w="4320"/>
+        <w:gridCol w:w="4680"/>
       </w:tblGrid>
       <w:tr>
         <w:trPr>
@@ -1420,6 +1468,7 @@
           <w:p>
             <w:pPr>
               <w:spacing w:line="252" w:lineRule="auto" w:after="80" w:before="80"/>
+              <w:jc w:val="left"/>
             </w:pPr>
             <w:r>
               <w:rPr>
@@ -1438,6 +1487,7 @@
           <w:p>
             <w:pPr>
               <w:spacing w:line="252" w:lineRule="auto" w:after="80" w:before="80"/>
+              <w:jc w:val="left"/>
             </w:pPr>
             <w:r>
               <w:rPr>
@@ -1460,6 +1510,7 @@
           <w:p>
             <w:pPr>
               <w:spacing w:line="252" w:lineRule="auto" w:after="80" w:before="80"/>
+              <w:jc w:val="left"/>
             </w:pPr>
             <w:r>
               <w:rPr>
@@ -1477,6 +1528,7 @@
           <w:p>
             <w:pPr>
               <w:spacing w:line="252" w:lineRule="auto" w:after="80" w:before="80"/>
+              <w:jc w:val="left"/>
             </w:pPr>
             <w:r>
               <w:rPr>
@@ -1499,6 +1551,7 @@
           <w:p>
             <w:pPr>
               <w:spacing w:line="252" w:lineRule="auto" w:after="80" w:before="80"/>
+              <w:jc w:val="left"/>
             </w:pPr>
             <w:r>
               <w:rPr>
@@ -1516,6 +1569,7 @@
           <w:p>
             <w:pPr>
               <w:spacing w:line="252" w:lineRule="auto" w:after="80" w:before="80"/>
+              <w:jc w:val="left"/>
             </w:pPr>
             <w:r>
               <w:rPr>
@@ -1538,6 +1592,7 @@
           <w:p>
             <w:pPr>
               <w:spacing w:line="252" w:lineRule="auto" w:after="80" w:before="80"/>
+              <w:jc w:val="left"/>
             </w:pPr>
             <w:r>
               <w:rPr>
@@ -1555,6 +1610,7 @@
           <w:p>
             <w:pPr>
               <w:spacing w:line="252" w:lineRule="auto" w:after="80" w:before="80"/>
+              <w:jc w:val="left"/>
             </w:pPr>
             <w:r>
               <w:rPr>
@@ -1577,6 +1633,7 @@
           <w:p>
             <w:pPr>
               <w:spacing w:line="252" w:lineRule="auto" w:after="80" w:before="80"/>
+              <w:jc w:val="left"/>
             </w:pPr>
             <w:r>
               <w:rPr>
@@ -1594,6 +1651,7 @@
           <w:p>
             <w:pPr>
               <w:spacing w:line="252" w:lineRule="auto" w:after="80" w:before="80"/>
+              <w:jc w:val="left"/>
             </w:pPr>
             <w:r>
               <w:rPr>
@@ -1616,6 +1674,7 @@
           <w:p>
             <w:pPr>
               <w:spacing w:line="252" w:lineRule="auto" w:after="80" w:before="80"/>
+              <w:jc w:val="left"/>
             </w:pPr>
             <w:r>
               <w:rPr>
@@ -1633,6 +1692,7 @@
           <w:p>
             <w:pPr>
               <w:spacing w:line="252" w:lineRule="auto" w:after="80" w:before="80"/>
+              <w:jc w:val="left"/>
             </w:pPr>
             <w:r>
               <w:rPr>
@@ -1696,8 +1756,8 @@
         <w:tblLook w:firstColumn="1" w:firstRow="1" w:lastColumn="0" w:lastRow="0" w:noHBand="0" w:noVBand="1" w:val="04A0"/>
       </w:tblPr>
       <w:tblGrid>
-        <w:gridCol w:w="4677"/>
-        <w:gridCol w:w="4677"/>
+        <w:gridCol w:w="2376"/>
+        <w:gridCol w:w="6624"/>
       </w:tblGrid>
       <w:tr>
         <w:trPr>
@@ -1711,6 +1771,7 @@
           <w:p>
             <w:pPr>
               <w:spacing w:line="252" w:lineRule="auto" w:after="80" w:before="80"/>
+              <w:jc w:val="left"/>
             </w:pPr>
             <w:r>
               <w:rPr>
@@ -1729,6 +1790,7 @@
           <w:p>
             <w:pPr>
               <w:spacing w:line="252" w:lineRule="auto" w:after="80" w:before="80"/>
+              <w:jc w:val="left"/>
             </w:pPr>
             <w:r>
               <w:rPr>
@@ -1751,6 +1813,7 @@
           <w:p>
             <w:pPr>
               <w:spacing w:line="252" w:lineRule="auto" w:after="80" w:before="80"/>
+              <w:jc w:val="left"/>
             </w:pPr>
             <w:r>
               <w:rPr>
@@ -1768,6 +1831,7 @@
           <w:p>
             <w:pPr>
               <w:spacing w:line="252" w:lineRule="auto" w:after="80" w:before="80"/>
+              <w:jc w:val="left"/>
             </w:pPr>
             <w:r>
               <w:rPr>
@@ -1790,6 +1854,7 @@
           <w:p>
             <w:pPr>
               <w:spacing w:line="252" w:lineRule="auto" w:after="80" w:before="80"/>
+              <w:jc w:val="left"/>
             </w:pPr>
             <w:r>
               <w:rPr>
@@ -1807,6 +1872,7 @@
           <w:p>
             <w:pPr>
               <w:spacing w:line="252" w:lineRule="auto" w:after="80" w:before="80"/>
+              <w:jc w:val="left"/>
             </w:pPr>
             <w:r>
               <w:rPr>
@@ -1829,6 +1895,7 @@
           <w:p>
             <w:pPr>
               <w:spacing w:line="252" w:lineRule="auto" w:after="80" w:before="80"/>
+              <w:jc w:val="left"/>
             </w:pPr>
             <w:r>
               <w:rPr>
@@ -1846,6 +1913,7 @@
           <w:p>
             <w:pPr>
               <w:spacing w:line="252" w:lineRule="auto" w:after="80" w:before="80"/>
+              <w:jc w:val="left"/>
             </w:pPr>
             <w:r>
               <w:rPr>
@@ -1868,6 +1936,7 @@
           <w:p>
             <w:pPr>
               <w:spacing w:line="252" w:lineRule="auto" w:after="80" w:before="80"/>
+              <w:jc w:val="left"/>
             </w:pPr>
             <w:r>
               <w:rPr>
@@ -1885,6 +1954,7 @@
           <w:p>
             <w:pPr>
               <w:spacing w:line="252" w:lineRule="auto" w:after="80" w:before="80"/>
+              <w:jc w:val="left"/>
             </w:pPr>
             <w:r>
               <w:rPr>
@@ -1907,6 +1977,7 @@
           <w:p>
             <w:pPr>
               <w:spacing w:line="252" w:lineRule="auto" w:after="80" w:before="80"/>
+              <w:jc w:val="left"/>
             </w:pPr>
             <w:r>
               <w:rPr>
@@ -1924,6 +1995,7 @@
           <w:p>
             <w:pPr>
               <w:spacing w:line="252" w:lineRule="auto" w:after="80" w:before="80"/>
+              <w:jc w:val="left"/>
             </w:pPr>
             <w:r>
               <w:rPr>
@@ -1946,6 +2018,7 @@
           <w:p>
             <w:pPr>
               <w:spacing w:line="252" w:lineRule="auto" w:after="80" w:before="80"/>
+              <w:jc w:val="left"/>
             </w:pPr>
             <w:r>
               <w:rPr>
@@ -1963,6 +2036,7 @@
           <w:p>
             <w:pPr>
               <w:spacing w:line="252" w:lineRule="auto" w:after="80" w:before="80"/>
+              <w:jc w:val="left"/>
             </w:pPr>
             <w:r>
               <w:rPr>
@@ -2145,8 +2219,8 @@
         <w:tblLook w:firstColumn="1" w:firstRow="1" w:lastColumn="0" w:lastRow="0" w:noHBand="0" w:noVBand="1" w:val="04A0"/>
       </w:tblPr>
       <w:tblGrid>
-        <w:gridCol w:w="4677"/>
-        <w:gridCol w:w="4677"/>
+        <w:gridCol w:w="2880"/>
+        <w:gridCol w:w="6120"/>
       </w:tblGrid>
       <w:tr>
         <w:trPr>
@@ -2160,6 +2234,7 @@
           <w:p>
             <w:pPr>
               <w:spacing w:line="252" w:lineRule="auto" w:after="80" w:before="80"/>
+              <w:jc w:val="left"/>
             </w:pPr>
             <w:r>
               <w:rPr>
@@ -2178,6 +2253,7 @@
           <w:p>
             <w:pPr>
               <w:spacing w:line="252" w:lineRule="auto" w:after="80" w:before="80"/>
+              <w:jc w:val="left"/>
             </w:pPr>
             <w:r>
               <w:rPr>
@@ -2200,6 +2276,7 @@
           <w:p>
             <w:pPr>
               <w:spacing w:line="252" w:lineRule="auto" w:after="80" w:before="80"/>
+              <w:jc w:val="left"/>
             </w:pPr>
             <w:r>
               <w:rPr>
@@ -2217,6 +2294,7 @@
           <w:p>
             <w:pPr>
               <w:spacing w:line="252" w:lineRule="auto" w:after="80" w:before="80"/>
+              <w:jc w:val="left"/>
             </w:pPr>
             <w:r>
               <w:rPr>
@@ -2239,6 +2317,7 @@
           <w:p>
             <w:pPr>
               <w:spacing w:line="252" w:lineRule="auto" w:after="80" w:before="80"/>
+              <w:jc w:val="left"/>
             </w:pPr>
             <w:r>
               <w:rPr>
@@ -2256,6 +2335,7 @@
           <w:p>
             <w:pPr>
               <w:spacing w:line="252" w:lineRule="auto" w:after="80" w:before="80"/>
+              <w:jc w:val="left"/>
             </w:pPr>
             <w:r>
               <w:rPr>
@@ -2278,6 +2358,7 @@
           <w:p>
             <w:pPr>
               <w:spacing w:line="252" w:lineRule="auto" w:after="80" w:before="80"/>
+              <w:jc w:val="left"/>
             </w:pPr>
             <w:r>
               <w:rPr>
@@ -2295,6 +2376,7 @@
           <w:p>
             <w:pPr>
               <w:spacing w:line="252" w:lineRule="auto" w:after="80" w:before="80"/>
+              <w:jc w:val="left"/>
             </w:pPr>
             <w:r>
               <w:rPr>
@@ -2317,6 +2399,7 @@
           <w:p>
             <w:pPr>
               <w:spacing w:line="252" w:lineRule="auto" w:after="80" w:before="80"/>
+              <w:jc w:val="left"/>
             </w:pPr>
             <w:r>
               <w:rPr>
@@ -2334,6 +2417,7 @@
           <w:p>
             <w:pPr>
               <w:spacing w:line="252" w:lineRule="auto" w:after="80" w:before="80"/>
+              <w:jc w:val="left"/>
             </w:pPr>
             <w:r>
               <w:rPr>
@@ -2356,6 +2440,7 @@
           <w:p>
             <w:pPr>
               <w:spacing w:line="252" w:lineRule="auto" w:after="80" w:before="80"/>
+              <w:jc w:val="left"/>
             </w:pPr>
             <w:r>
               <w:rPr>
@@ -2373,6 +2458,7 @@
           <w:p>
             <w:pPr>
               <w:spacing w:line="252" w:lineRule="auto" w:after="80" w:before="80"/>
+              <w:jc w:val="left"/>
             </w:pPr>
             <w:r>
               <w:rPr>

--- a/reports/Assignment_2_Track_B_Report.docx
+++ b/reports/Assignment_2_Track_B_Report.docx
@@ -866,7 +866,7 @@
                 <w:b w:val="0"/>
                 <w:sz w:val="24"/>
               </w:rPr>
-              <w:t>4. Theme-Based Result Presentation</w:t>
+              <w:t>4. MongoDB Result Presentation</w:t>
             </w:r>
           </w:p>
         </w:tc>
@@ -907,7 +907,7 @@
                 <w:b w:val="0"/>
                 <w:sz w:val="24"/>
               </w:rPr>
-              <w:t>5. Evaluation and Recorded Results</w:t>
+              <w:t>5. Hadoop, Pig and Hive Presentation</w:t>
             </w:r>
           </w:p>
         </w:tc>
@@ -948,7 +948,7 @@
                 <w:b w:val="0"/>
                 <w:sz w:val="24"/>
               </w:rPr>
-              <w:t>6. Conclusion and References</w:t>
+              <w:t>6. Performance Evaluation</w:t>
             </w:r>
           </w:p>
         </w:tc>
@@ -967,6 +967,47 @@
                 <w:sz w:val="24"/>
               </w:rPr>
               <w:t>8</w:t>
+            </w:r>
+          </w:p>
+        </w:tc>
+      </w:tr>
+      <w:tr>
+        <w:trPr>
+          <w:cantSplit/>
+        </w:trPr>
+        <w:tc>
+          <w:tcPr>
+            <w:tcW w:type="dxa" w:w="7992"/>
+          </w:tcPr>
+          <w:p>
+            <w:pPr>
+              <w:spacing w:line="252" w:lineRule="auto" w:after="80" w:before="80"/>
+              <w:jc w:val="left"/>
+            </w:pPr>
+            <w:r>
+              <w:rPr>
+                <w:b w:val="0"/>
+                <w:sz w:val="24"/>
+              </w:rPr>
+              <w:t>7. Conclusion and References</w:t>
+            </w:r>
+          </w:p>
+        </w:tc>
+        <w:tc>
+          <w:tcPr>
+            <w:tcW w:type="dxa" w:w="1152"/>
+          </w:tcPr>
+          <w:p>
+            <w:pPr>
+              <w:spacing w:line="252" w:lineRule="auto" w:after="80" w:before="80"/>
+              <w:jc w:val="left"/>
+            </w:pPr>
+            <w:r>
+              <w:rPr>
+                <w:b w:val="0"/>
+                <w:sz w:val="24"/>
+              </w:rPr>
+              <w:t>9</w:t>
             </w:r>
           </w:p>
         </w:tc>
@@ -1004,15 +1045,56 @@
         <w:rPr>
           <w:b w:val="0"/>
         </w:rPr>
-        <w:t>The practical extension converts the project’s command-line big-data workflow into a Flask-based web application named Food &amp; Performance Explorer. It provides one interface for launching laptop development workflows and explaining saved MongoDB, Hadoop, Pig and Hive evidence.</w:t>
+        <w:t>Food &amp; Performance Explorer is the Flask dashboard extension for the USDA analytics project. It combines result viewing, laptop workflow controls, progress diagnostics and copyable verification commands. The interface follows the three assignment themes so that raw data, transformed data and calculated answers can be explained in order.</w:t>
       </w:r>
     </w:p>
     <w:p>
       <w:pPr>
-        <w:pStyle w:val="Heading2"/>
+        <w:spacing w:after="60"/>
+        <w:jc w:val="center"/>
       </w:pPr>
       <w:r>
-        <w:t>1.1 Objectives</w:t>
+        <w:drawing>
+          <wp:inline xmlns:a="http://schemas.openxmlformats.org/drawingml/2006/main" xmlns:pic="http://schemas.openxmlformats.org/drawingml/2006/picture">
+            <wp:extent cx="5577840" cy="2773659"/>
+            <wp:docPr id="3" name="Picture 3"/>
+            <wp:cNvGraphicFramePr>
+              <a:graphicFrameLocks noChangeAspect="1"/>
+            </wp:cNvGraphicFramePr>
+            <a:graphic>
+              <a:graphicData uri="http://schemas.openxmlformats.org/drawingml/2006/picture">
+                <pic:pic>
+                  <pic:nvPicPr>
+                    <pic:cNvPr id="0" name="Screenshot 2026-10-28 114104.png"/>
+                    <pic:cNvPicPr/>
+                  </pic:nvPicPr>
+                  <pic:blipFill>
+                    <a:blip r:embed="rId13"/>
+                    <a:stretch>
+                      <a:fillRect/>
+                    </a:stretch>
+                  </pic:blipFill>
+                  <pic:spPr>
+                    <a:xfrm>
+                      <a:off x="0" y="0"/>
+                      <a:ext cx="5577840" cy="2773659"/>
+                    </a:xfrm>
+                    <a:prstGeom prst="rect"/>
+                  </pic:spPr>
+                </pic:pic>
+              </a:graphicData>
+            </a:graphic>
+          </wp:inline>
+        </w:drawing>
+      </w:r>
+    </w:p>
+    <w:p>
+      <w:pPr>
+        <w:spacing w:line="240" w:lineRule="auto" w:after="140"/>
+        <w:jc w:val="center"/>
+      </w:pPr>
+      <w:r>
+        <w:t>Figure 1. Completed 50,000-food run selected in the results dashboard.</w:t>
       </w:r>
     </w:p>
     <w:p>
@@ -1023,335 +1105,7 @@
         <w:rPr>
           <w:b w:val="0"/>
         </w:rPr>
-        <w:t>The dashboard aims to make each assignment theme understandable, display actual partial records beside calculated answers, show workflow progress, and provide commands that can verify the corresponding stored data. It keeps analysis controls distinct from result viewing so that previous results can be explored without automatically starting new jobs.</w:t>
-      </w:r>
-    </w:p>
-    <w:p>
-      <w:pPr>
-        <w:pStyle w:val="Heading2"/>
-      </w:pPr>
-      <w:r>
-        <w:t>1.2 Dataset and experiment</w:t>
-      </w:r>
-    </w:p>
-    <w:tbl>
-      <w:tblPr>
-        <w:tblStyle w:val="TableGrid"/>
-        <w:tblW w:type="auto" w:w="0"/>
-        <w:tblLayout w:type="fixed"/>
-        <w:tblLook w:firstColumn="1" w:firstRow="1" w:lastColumn="0" w:lastRow="0" w:noHBand="0" w:noVBand="1" w:val="04A0"/>
-      </w:tblPr>
-      <w:tblGrid>
-        <w:gridCol w:w="3096"/>
-        <w:gridCol w:w="5904"/>
-      </w:tblGrid>
-      <w:tr>
-        <w:trPr>
-          <w:cantSplit/>
-        </w:trPr>
-        <w:tc>
-          <w:tcPr>
-            <w:tcW w:type="dxa" w:w="3096"/>
-            <w:shd w:fill="EAF2EF"/>
-          </w:tcPr>
-          <w:p>
-            <w:pPr>
-              <w:spacing w:line="252" w:lineRule="auto" w:after="80" w:before="80"/>
-              <w:jc w:val="left"/>
-            </w:pPr>
-            <w:r>
-              <w:rPr>
-                <w:b/>
-                <w:sz w:val="24"/>
-              </w:rPr>
-              <w:t>Attribute</w:t>
-            </w:r>
-          </w:p>
-        </w:tc>
-        <w:tc>
-          <w:tcPr>
-            <w:tcW w:type="dxa" w:w="5904"/>
-            <w:shd w:fill="EAF2EF"/>
-          </w:tcPr>
-          <w:p>
-            <w:pPr>
-              <w:spacing w:line="252" w:lineRule="auto" w:after="80" w:before="80"/>
-              <w:jc w:val="left"/>
-            </w:pPr>
-            <w:r>
-              <w:rPr>
-                <w:b/>
-                <w:sz w:val="24"/>
-              </w:rPr>
-              <w:t>Reported value</w:t>
-            </w:r>
-          </w:p>
-        </w:tc>
-      </w:tr>
-      <w:tr>
-        <w:trPr>
-          <w:cantSplit/>
-        </w:trPr>
-        <w:tc>
-          <w:tcPr>
-            <w:tcW w:type="dxa" w:w="3096"/>
-          </w:tcPr>
-          <w:p>
-            <w:pPr>
-              <w:spacing w:line="252" w:lineRule="auto" w:after="80" w:before="80"/>
-              <w:jc w:val="left"/>
-            </w:pPr>
-            <w:r>
-              <w:rPr>
-                <w:b w:val="0"/>
-                <w:sz w:val="24"/>
-              </w:rPr>
-              <w:t>Source</w:t>
-            </w:r>
-          </w:p>
-        </w:tc>
-        <w:tc>
-          <w:tcPr>
-            <w:tcW w:type="dxa" w:w="5904"/>
-          </w:tcPr>
-          <w:p>
-            <w:pPr>
-              <w:spacing w:line="252" w:lineRule="auto" w:after="80" w:before="80"/>
-              <w:jc w:val="left"/>
-            </w:pPr>
-            <w:r>
-              <w:rPr>
-                <w:b w:val="0"/>
-                <w:sz w:val="24"/>
-              </w:rPr>
-              <w:t>USDA FoodData Central, October 2024 CSV package</w:t>
-            </w:r>
-          </w:p>
-        </w:tc>
-      </w:tr>
-      <w:tr>
-        <w:trPr>
-          <w:cantSplit/>
-        </w:trPr>
-        <w:tc>
-          <w:tcPr>
-            <w:tcW w:type="dxa" w:w="3096"/>
-          </w:tcPr>
-          <w:p>
-            <w:pPr>
-              <w:spacing w:line="252" w:lineRule="auto" w:after="80" w:before="80"/>
-              <w:jc w:val="left"/>
-            </w:pPr>
-            <w:r>
-              <w:rPr>
-                <w:b w:val="0"/>
-                <w:sz w:val="24"/>
-              </w:rPr>
-              <w:t>Food records analysed</w:t>
-            </w:r>
-          </w:p>
-        </w:tc>
-        <w:tc>
-          <w:tcPr>
-            <w:tcW w:type="dxa" w:w="5904"/>
-          </w:tcPr>
-          <w:p>
-            <w:pPr>
-              <w:spacing w:line="252" w:lineRule="auto" w:after="80" w:before="80"/>
-              <w:jc w:val="left"/>
-            </w:pPr>
-            <w:r>
-              <w:rPr>
-                <w:b w:val="0"/>
-                <w:sz w:val="24"/>
-              </w:rPr>
-              <w:t>50,000</w:t>
-            </w:r>
-          </w:p>
-        </w:tc>
-      </w:tr>
-      <w:tr>
-        <w:trPr>
-          <w:cantSplit/>
-        </w:trPr>
-        <w:tc>
-          <w:tcPr>
-            <w:tcW w:type="dxa" w:w="3096"/>
-          </w:tcPr>
-          <w:p>
-            <w:pPr>
-              <w:spacing w:line="252" w:lineRule="auto" w:after="80" w:before="80"/>
-              <w:jc w:val="left"/>
-            </w:pPr>
-            <w:r>
-              <w:rPr>
-                <w:b w:val="0"/>
-                <w:sz w:val="24"/>
-              </w:rPr>
-              <w:t>Linked nutrient records</w:t>
-            </w:r>
-          </w:p>
-        </w:tc>
-        <w:tc>
-          <w:tcPr>
-            <w:tcW w:type="dxa" w:w="5904"/>
-          </w:tcPr>
-          <w:p>
-            <w:pPr>
-              <w:spacing w:line="252" w:lineRule="auto" w:after="80" w:before="80"/>
-              <w:jc w:val="left"/>
-            </w:pPr>
-            <w:r>
-              <w:rPr>
-                <w:b w:val="0"/>
-                <w:sz w:val="24"/>
-              </w:rPr>
-              <w:t>1,126,928</w:t>
-            </w:r>
-          </w:p>
-        </w:tc>
-      </w:tr>
-      <w:tr>
-        <w:trPr>
-          <w:cantSplit/>
-        </w:trPr>
-        <w:tc>
-          <w:tcPr>
-            <w:tcW w:type="dxa" w:w="3096"/>
-          </w:tcPr>
-          <w:p>
-            <w:pPr>
-              <w:spacing w:line="252" w:lineRule="auto" w:after="80" w:before="80"/>
-              <w:jc w:val="left"/>
-            </w:pPr>
-            <w:r>
-              <w:rPr>
-                <w:b w:val="0"/>
-                <w:sz w:val="24"/>
-              </w:rPr>
-              <w:t>Nutrient definitions</w:t>
-            </w:r>
-          </w:p>
-        </w:tc>
-        <w:tc>
-          <w:tcPr>
-            <w:tcW w:type="dxa" w:w="5904"/>
-          </w:tcPr>
-          <w:p>
-            <w:pPr>
-              <w:spacing w:line="252" w:lineRule="auto" w:after="80" w:before="80"/>
-              <w:jc w:val="left"/>
-            </w:pPr>
-            <w:r>
-              <w:rPr>
-                <w:b w:val="0"/>
-                <w:sz w:val="24"/>
-              </w:rPr>
-              <w:t>477</w:t>
-            </w:r>
-          </w:p>
-        </w:tc>
-      </w:tr>
-      <w:tr>
-        <w:trPr>
-          <w:cantSplit/>
-        </w:trPr>
-        <w:tc>
-          <w:tcPr>
-            <w:tcW w:type="dxa" w:w="3096"/>
-          </w:tcPr>
-          <w:p>
-            <w:pPr>
-              <w:spacing w:line="252" w:lineRule="auto" w:after="80" w:before="80"/>
-              <w:jc w:val="left"/>
-            </w:pPr>
-            <w:r>
-              <w:rPr>
-                <w:b w:val="0"/>
-                <w:sz w:val="24"/>
-              </w:rPr>
-              <w:t>Selection</w:t>
-            </w:r>
-          </w:p>
-        </w:tc>
-        <w:tc>
-          <w:tcPr>
-            <w:tcW w:type="dxa" w:w="5904"/>
-          </w:tcPr>
-          <w:p>
-            <w:pPr>
-              <w:spacing w:line="252" w:lineRule="auto" w:after="80" w:before="80"/>
-              <w:jc w:val="left"/>
-            </w:pPr>
-            <w:r>
-              <w:rPr>
-                <w:b w:val="0"/>
-                <w:sz w:val="24"/>
-              </w:rPr>
-              <w:t>First foods by source-row ordinal; all linked observations</w:t>
-            </w:r>
-          </w:p>
-        </w:tc>
-      </w:tr>
-      <w:tr>
-        <w:trPr>
-          <w:cantSplit/>
-        </w:trPr>
-        <w:tc>
-          <w:tcPr>
-            <w:tcW w:type="dxa" w:w="3096"/>
-          </w:tcPr>
-          <w:p>
-            <w:pPr>
-              <w:spacing w:line="252" w:lineRule="auto" w:after="80" w:before="80"/>
-              <w:jc w:val="left"/>
-            </w:pPr>
-            <w:r>
-              <w:rPr>
-                <w:b w:val="0"/>
-                <w:sz w:val="24"/>
-              </w:rPr>
-              <w:t>Scope</w:t>
-            </w:r>
-          </w:p>
-        </w:tc>
-        <w:tc>
-          <w:tcPr>
-            <w:tcW w:type="dxa" w:w="5904"/>
-          </w:tcPr>
-          <w:p>
-            <w:pPr>
-              <w:spacing w:line="252" w:lineRule="auto" w:after="80" w:before="80"/>
-              <w:jc w:val="left"/>
-            </w:pPr>
-            <w:r>
-              <w:rPr>
-                <w:b w:val="0"/>
-                <w:sz w:val="24"/>
-              </w:rPr>
-              <w:t>Labelled development subset; one laptop with Docker workers</w:t>
-            </w:r>
-          </w:p>
-        </w:tc>
-      </w:tr>
-    </w:tbl>
-    <w:p>
-      <w:pPr>
-        <w:jc w:val="both"/>
-      </w:pPr>
-      <w:r>
-        <w:rPr>
-          <w:b w:val="0"/>
-        </w:rPr>
-        <w:t>This report uses the successful 50,000-food run shown in the supplied dashboard evidence. The source includes more than two million food records; the displayed development results are not presented as measurements of the entire release.</w:t>
-      </w:r>
-    </w:p>
-    <w:p>
-      <w:pPr>
-        <w:pStyle w:val="Heading2"/>
-      </w:pPr>
-      <w:r>
-        <w:t>1.3 Technology choice</w:t>
+        <w:t>The displayed experiment contains 50,000 foods and all 1,126,928 linked nutrient records, with zero negative amounts excluded. It is a labelled development subset of the October 2024 USDA release. The full source contains 2,063,876 foods and 26,848,323 food–nutrient records.</w:t>
       </w:r>
     </w:p>
     <w:p>
@@ -1362,7 +1116,7 @@
         <w:rPr>
           <w:b w:val="0"/>
         </w:rPr>
-        <w:t>The application uses Flask 3.1.2 with Python, HTML templates, CSS and JavaScript. MongoDB access uses PyMongo. Hadoop jobs, Pig transformations and Hive benchmarks are carried out by the existing processing tools; the dashboard presents and orchestrates their evidence rather than reimplementing their calculations in the browser.</w:t>
+        <w:t>The dashboard uses Flask 3.1.2, Python, HTML templates, CSS and JavaScript. PyMongo connects the processing tools to MongoDB. Hadoop, Pig and Hive execute the analytics; the browser presents the saved outputs and controls permitted workflows. The development deployment uses one master and two worker containers on one laptop.</w:t>
       </w:r>
     </w:p>
     <w:p>
@@ -1385,8 +1139,8 @@
       <w:r>
         <w:drawing>
           <wp:inline xmlns:a="http://schemas.openxmlformats.org/drawingml/2006/main" xmlns:pic="http://schemas.openxmlformats.org/drawingml/2006/picture">
-            <wp:extent cx="5486400" cy="2794152"/>
-            <wp:docPr id="3" name="Picture 3"/>
+            <wp:extent cx="5394960" cy="2747583"/>
+            <wp:docPr id="4" name="Picture 4"/>
             <wp:cNvGraphicFramePr>
               <a:graphicFrameLocks noChangeAspect="1"/>
             </wp:cNvGraphicFramePr>
@@ -1398,7 +1152,7 @@
                     <pic:cNvPicPr/>
                   </pic:nvPicPr>
                   <pic:blipFill>
-                    <a:blip r:embed="rId13"/>
+                    <a:blip r:embed="rId14"/>
                     <a:stretch>
                       <a:fillRect/>
                     </a:stretch>
@@ -1406,7 +1160,7 @@
                   <pic:spPr>
                     <a:xfrm>
                       <a:off x="0" y="0"/>
-                      <a:ext cx="5486400" cy="2794152"/>
+                      <a:ext cx="5394960" cy="2747583"/>
                     </a:xfrm>
                     <a:prstGeom prst="rect"/>
                   </pic:spPr>
@@ -1423,7 +1177,7 @@
         <w:jc w:val="center"/>
       </w:pPr>
       <w:r>
-        <w:t>Figure 1. Flask result-viewing and background-execution architecture.</w:t>
+        <w:t>Figure 2. Browser, Flask, saved evidence and background workflow.</w:t>
       </w:r>
     </w:p>
     <w:p>
@@ -1434,15 +1188,7 @@
         <w:rPr>
           <w:b w:val="0"/>
         </w:rPr>
-        <w:t>The browser communicates with Flask to render selected results and monitor permitted background actions. The backend reads saved JSON, TSV and log files, preserving the association between the selected run, its source fingerprint and its measurements.</w:t>
-      </w:r>
-    </w:p>
-    <w:p>
-      <w:pPr>
-        <w:pStyle w:val="Heading2"/>
-      </w:pPr>
-      <w:r>
-        <w:t>2.1 Application interfaces</w:t>
+        <w:t>Flask renders the selected run and reads its JSON, TSV and log artifacts. Source fingerprints, run identifiers and counts associate the visible outputs with their inputs. Saved results remain readable while computation services are stopped; verification commands require the corresponding service to be running.</w:t>
       </w:r>
     </w:p>
     <w:tbl>
@@ -1535,7 +1281,7 @@
                 <w:b w:val="0"/>
                 <w:sz w:val="24"/>
               </w:rPr>
-              <w:t>Render the selected result or analysis controls.</w:t>
+              <w:t>Render results and analysis controls</w:t>
             </w:r>
           </w:p>
         </w:tc>
@@ -1576,7 +1322,7 @@
                 <w:b w:val="0"/>
                 <w:sz w:val="24"/>
               </w:rPr>
-              <w:t>Return the selected run’s evidence.</w:t>
+              <w:t>Read evidence for the selected run</w:t>
             </w:r>
           </w:p>
         </w:tc>
@@ -1617,7 +1363,7 @@
                 <w:b w:val="0"/>
                 <w:sz w:val="24"/>
               </w:rPr>
-              <w:t>Read job states and recovery status.</w:t>
+              <w:t>Read job states and recovery status</w:t>
             </w:r>
           </w:p>
         </w:tc>
@@ -1658,7 +1404,7 @@
                 <w:b w:val="0"/>
                 <w:sz w:val="24"/>
               </w:rPr>
-              <w:t>Start a predefined permitted workflow or service action.</w:t>
+              <w:t>Start a permitted predefined action</w:t>
             </w:r>
           </w:p>
         </w:tc>
@@ -1699,7 +1445,7 @@
                 <w:b w:val="0"/>
                 <w:sz w:val="24"/>
               </w:rPr>
-              <w:t>Read progress diagnostics for a job.</w:t>
+              <w:t>Read job diagnostics</w:t>
             </w:r>
           </w:p>
         </w:tc>
@@ -1713,7 +1459,7 @@
         <w:rPr>
           <w:b w:val="0"/>
         </w:rPr>
-        <w:t>Saved result viewing remains available while computation services are stopped. Terminal verification commands inspect live storage and therefore require the relevant service to be running. Native college-cluster deployment uses view-only mode; the laptop-specific Docker controls are disabled in that mode.</w:t>
+        <w:t>Only one dashboard worker is allowed at a time. Controls are restricted to predefined actions rather than arbitrary browser-supplied shell commands. The native college-cluster deployment uses view-only mode, which disables the laptop-specific Docker workflow controls.</w:t>
       </w:r>
     </w:p>
     <w:p>
@@ -1731,10 +1477,51 @@
     </w:p>
     <w:p>
       <w:pPr>
-        <w:pStyle w:val="Heading2"/>
+        <w:spacing w:after="60"/>
+        <w:jc w:val="center"/>
       </w:pPr>
       <w:r>
-        <w:t>3.1 Starting an analysis</w:t>
+        <w:drawing>
+          <wp:inline xmlns:a="http://schemas.openxmlformats.org/drawingml/2006/main" xmlns:pic="http://schemas.openxmlformats.org/drawingml/2006/picture">
+            <wp:extent cx="5394960" cy="3761670"/>
+            <wp:docPr id="5" name="Picture 5"/>
+            <wp:cNvGraphicFramePr>
+              <a:graphicFrameLocks noChangeAspect="1"/>
+            </wp:cNvGraphicFramePr>
+            <a:graphic>
+              <a:graphicData uri="http://schemas.openxmlformats.org/drawingml/2006/picture">
+                <pic:pic>
+                  <pic:nvPicPr>
+                    <pic:cNvPr id="0" name="Screenshot 2026-10-28 114239.png"/>
+                    <pic:cNvPicPr/>
+                  </pic:nvPicPr>
+                  <pic:blipFill>
+                    <a:blip r:embed="rId15"/>
+                    <a:stretch>
+                      <a:fillRect/>
+                    </a:stretch>
+                  </pic:blipFill>
+                  <pic:spPr>
+                    <a:xfrm>
+                      <a:off x="0" y="0"/>
+                      <a:ext cx="5394960" cy="3761670"/>
+                    </a:xfrm>
+                    <a:prstGeom prst="rect"/>
+                  </pic:spPr>
+                </pic:pic>
+              </a:graphicData>
+            </a:graphic>
+          </wp:inline>
+        </w:drawing>
+      </w:r>
+    </w:p>
+    <w:p>
+      <w:pPr>
+        <w:spacing w:line="240" w:lineRule="auto" w:after="140"/>
+        <w:jc w:val="center"/>
+      </w:pPr>
+      <w:r>
+        <w:t>Figure 3. Run-analysis controls, fixed source database and ready progress panel.</w:t>
       </w:r>
     </w:p>
     <w:p>
@@ -1745,316 +1532,7 @@
         <w:rPr>
           <w:b w:val="0"/>
         </w:rPr>
-        <w:t>The Run analysis tab fixes the source database as fdc_home202410 and offers development sizes, custom sizes from 1 to 100,000 foods, and a separately labelled full-release route. Every selected food includes its linked nutrient observations. New workflows use separate result identities so that saved runs remain available.</w:t>
-      </w:r>
-    </w:p>
-    <w:tbl>
-      <w:tblPr>
-        <w:tblStyle w:val="TableGrid"/>
-        <w:tblW w:type="auto" w:w="0"/>
-        <w:tblLayout w:type="fixed"/>
-        <w:tblLook w:firstColumn="1" w:firstRow="1" w:lastColumn="0" w:lastRow="0" w:noHBand="0" w:noVBand="1" w:val="04A0"/>
-      </w:tblPr>
-      <w:tblGrid>
-        <w:gridCol w:w="2376"/>
-        <w:gridCol w:w="6624"/>
-      </w:tblGrid>
-      <w:tr>
-        <w:trPr>
-          <w:cantSplit/>
-        </w:trPr>
-        <w:tc>
-          <w:tcPr>
-            <w:tcW w:type="dxa" w:w="2376"/>
-            <w:shd w:fill="EAF2EF"/>
-          </w:tcPr>
-          <w:p>
-            <w:pPr>
-              <w:spacing w:line="252" w:lineRule="auto" w:after="80" w:before="80"/>
-              <w:jc w:val="left"/>
-            </w:pPr>
-            <w:r>
-              <w:rPr>
-                <w:b/>
-                <w:sz w:val="24"/>
-              </w:rPr>
-              <w:t>Stage</w:t>
-            </w:r>
-          </w:p>
-        </w:tc>
-        <w:tc>
-          <w:tcPr>
-            <w:tcW w:type="dxa" w:w="6624"/>
-            <w:shd w:fill="EAF2EF"/>
-          </w:tcPr>
-          <w:p>
-            <w:pPr>
-              <w:spacing w:line="252" w:lineRule="auto" w:after="80" w:before="80"/>
-              <w:jc w:val="left"/>
-            </w:pPr>
-            <w:r>
-              <w:rPr>
-                <w:b/>
-                <w:sz w:val="24"/>
-              </w:rPr>
-              <w:t>Action</w:t>
-            </w:r>
-          </w:p>
-        </w:tc>
-      </w:tr>
-      <w:tr>
-        <w:trPr>
-          <w:cantSplit/>
-        </w:trPr>
-        <w:tc>
-          <w:tcPr>
-            <w:tcW w:type="dxa" w:w="2376"/>
-          </w:tcPr>
-          <w:p>
-            <w:pPr>
-              <w:spacing w:line="252" w:lineRule="auto" w:after="80" w:before="80"/>
-              <w:jc w:val="left"/>
-            </w:pPr>
-            <w:r>
-              <w:rPr>
-                <w:b w:val="0"/>
-                <w:sz w:val="24"/>
-              </w:rPr>
-              <w:t>1. Preflight</w:t>
-            </w:r>
-          </w:p>
-        </w:tc>
-        <w:tc>
-          <w:tcPr>
-            <w:tcW w:type="dxa" w:w="6624"/>
-          </w:tcPr>
-          <w:p>
-            <w:pPr>
-              <w:spacing w:line="252" w:lineRule="auto" w:after="80" w:before="80"/>
-              <w:jc w:val="left"/>
-            </w:pPr>
-            <w:r>
-              <w:rPr>
-                <w:b w:val="0"/>
-                <w:sz w:val="24"/>
-              </w:rPr>
-              <w:t>Check tools, project dependencies and Docker access.</w:t>
-            </w:r>
-          </w:p>
-        </w:tc>
-      </w:tr>
-      <w:tr>
-        <w:trPr>
-          <w:cantSplit/>
-        </w:trPr>
-        <w:tc>
-          <w:tcPr>
-            <w:tcW w:type="dxa" w:w="2376"/>
-          </w:tcPr>
-          <w:p>
-            <w:pPr>
-              <w:spacing w:line="252" w:lineRule="auto" w:after="80" w:before="80"/>
-              <w:jc w:val="left"/>
-            </w:pPr>
-            <w:r>
-              <w:rPr>
-                <w:b w:val="0"/>
-                <w:sz w:val="24"/>
-              </w:rPr>
-              <w:t>2. MongoDB</w:t>
-            </w:r>
-          </w:p>
-        </w:tc>
-        <w:tc>
-          <w:tcPr>
-            <w:tcW w:type="dxa" w:w="6624"/>
-          </w:tcPr>
-          <w:p>
-            <w:pPr>
-              <w:spacing w:line="252" w:lineRule="auto" w:after="80" w:before="80"/>
-              <w:jc w:val="left"/>
-            </w:pPr>
-            <w:r>
-              <w:rPr>
-                <w:b w:val="0"/>
-                <w:sz w:val="24"/>
-              </w:rPr>
-              <w:t>Start MongoDB, select data, aggregate and profile indexes.</w:t>
-            </w:r>
-          </w:p>
-        </w:tc>
-      </w:tr>
-      <w:tr>
-        <w:trPr>
-          <w:cantSplit/>
-        </w:trPr>
-        <w:tc>
-          <w:tcPr>
-            <w:tcW w:type="dxa" w:w="2376"/>
-          </w:tcPr>
-          <w:p>
-            <w:pPr>
-              <w:spacing w:line="252" w:lineRule="auto" w:after="80" w:before="80"/>
-              <w:jc w:val="left"/>
-            </w:pPr>
-            <w:r>
-              <w:rPr>
-                <w:b w:val="0"/>
-                <w:sz w:val="24"/>
-              </w:rPr>
-              <w:t>3. Export</w:t>
-            </w:r>
-          </w:p>
-        </w:tc>
-        <w:tc>
-          <w:tcPr>
-            <w:tcW w:type="dxa" w:w="6624"/>
-          </w:tcPr>
-          <w:p>
-            <w:pPr>
-              <w:spacing w:line="252" w:lineRule="auto" w:after="80" w:before="80"/>
-              <w:jc w:val="left"/>
-            </w:pPr>
-            <w:r>
-              <w:rPr>
-                <w:b w:val="0"/>
-                <w:sz w:val="24"/>
-              </w:rPr>
-              <w:t>Prepare the same linked records for Hadoop.</w:t>
-            </w:r>
-          </w:p>
-        </w:tc>
-      </w:tr>
-      <w:tr>
-        <w:trPr>
-          <w:cantSplit/>
-        </w:trPr>
-        <w:tc>
-          <w:tcPr>
-            <w:tcW w:type="dxa" w:w="2376"/>
-          </w:tcPr>
-          <w:p>
-            <w:pPr>
-              <w:spacing w:line="252" w:lineRule="auto" w:after="80" w:before="80"/>
-              <w:jc w:val="left"/>
-            </w:pPr>
-            <w:r>
-              <w:rPr>
-                <w:b w:val="0"/>
-                <w:sz w:val="24"/>
-              </w:rPr>
-              <w:t>4. Cluster</w:t>
-            </w:r>
-          </w:p>
-        </w:tc>
-        <w:tc>
-          <w:tcPr>
-            <w:tcW w:type="dxa" w:w="6624"/>
-          </w:tcPr>
-          <w:p>
-            <w:pPr>
-              <w:spacing w:line="252" w:lineRule="auto" w:after="80" w:before="80"/>
-              <w:jc w:val="left"/>
-            </w:pPr>
-            <w:r>
-              <w:rPr>
-                <w:b w:val="0"/>
-                <w:sz w:val="24"/>
-              </w:rPr>
-              <w:t>Start Hadoop and wait for workers and Hive readiness.</w:t>
-            </w:r>
-          </w:p>
-        </w:tc>
-      </w:tr>
-      <w:tr>
-        <w:trPr>
-          <w:cantSplit/>
-        </w:trPr>
-        <w:tc>
-          <w:tcPr>
-            <w:tcW w:type="dxa" w:w="2376"/>
-          </w:tcPr>
-          <w:p>
-            <w:pPr>
-              <w:spacing w:line="252" w:lineRule="auto" w:after="80" w:before="80"/>
-              <w:jc w:val="left"/>
-            </w:pPr>
-            <w:r>
-              <w:rPr>
-                <w:b w:val="0"/>
-                <w:sz w:val="24"/>
-              </w:rPr>
-              <w:t>5. Analytics</w:t>
-            </w:r>
-          </w:p>
-        </w:tc>
-        <w:tc>
-          <w:tcPr>
-            <w:tcW w:type="dxa" w:w="6624"/>
-          </w:tcPr>
-          <w:p>
-            <w:pPr>
-              <w:spacing w:line="252" w:lineRule="auto" w:after="80" w:before="80"/>
-              <w:jc w:val="left"/>
-            </w:pPr>
-            <w:r>
-              <w:rPr>
-                <w:b w:val="0"/>
-                <w:sz w:val="24"/>
-              </w:rPr>
-              <w:t>Run MapReduce, Pig and Hive; reconcile answers.</w:t>
-            </w:r>
-          </w:p>
-        </w:tc>
-      </w:tr>
-      <w:tr>
-        <w:trPr>
-          <w:cantSplit/>
-        </w:trPr>
-        <w:tc>
-          <w:tcPr>
-            <w:tcW w:type="dxa" w:w="2376"/>
-          </w:tcPr>
-          <w:p>
-            <w:pPr>
-              <w:spacing w:line="252" w:lineRule="auto" w:after="80" w:before="80"/>
-              <w:jc w:val="left"/>
-            </w:pPr>
-            <w:r>
-              <w:rPr>
-                <w:b w:val="0"/>
-                <w:sz w:val="24"/>
-              </w:rPr>
-              <w:t>6. Evidence</w:t>
-            </w:r>
-          </w:p>
-        </w:tc>
-        <w:tc>
-          <w:tcPr>
-            <w:tcW w:type="dxa" w:w="6624"/>
-          </w:tcPr>
-          <w:p>
-            <w:pPr>
-              <w:spacing w:line="252" w:lineRule="auto" w:after="80" w:before="80"/>
-              <w:jc w:val="left"/>
-            </w:pPr>
-            <w:r>
-              <w:rPr>
-                <w:b w:val="0"/>
-                <w:sz w:val="24"/>
-              </w:rPr>
-              <w:t>Save counts, measurements, result files and completion state.</w:t>
-            </w:r>
-          </w:p>
-        </w:tc>
-      </w:tr>
-    </w:tbl>
-    <w:p>
-      <w:pPr>
-        <w:pStyle w:val="Heading2"/>
-      </w:pPr>
-      <w:r>
-        <w:t>3.2 Progress and execution behaviour</w:t>
+        <w:t>The source database is fixed as fdc_home202410. The interface offers development sizes, custom selections from 1 to 100,000 foods, and a separate full-release route. A selected food always includes its linked nutrient observations. New run identities preserve existing saved results.</w:t>
       </w:r>
     </w:p>
     <w:p>
@@ -2065,26 +1543,7 @@
         <w:rPr>
           <w:b w:val="0"/>
         </w:rPr>
-        <w:t>The interface updates stage progress and exposes technical logs, including long-running Hive activity. Only one dashboard worker is allowed at a time. Closing the browser does not cancel the job. Service switching is handled by the workflow so MongoDB and Hadoop do not need to consume the laptop’s resources simultaneously.</w:t>
-      </w:r>
-    </w:p>
-    <w:p>
-      <w:pPr>
-        <w:pStyle w:val="Heading2"/>
-      </w:pPr>
-      <w:r>
-        <w:t>3.3 Saved jobs and recovery</w:t>
-      </w:r>
-    </w:p>
-    <w:p>
-      <w:pPr>
-        <w:jc w:val="both"/>
-      </w:pPr>
-      <w:r>
-        <w:rPr>
-          <w:b w:val="0"/>
-        </w:rPr>
-        <w:t>Current analysis status and previous job history are kept separate. An interrupted worker is identified explicitly; the Stop services and recover action stops project services before allowing a fresh job. Recovery retains existing datasets, results and logs. Saved success labels describe completed evidence, not a live service-health check.</w:t>
+        <w:t>A workflow checks tools, starts MongoDB, selects records, profiles analytics, exports data, waits for Hadoop and Hive, and runs the distributed checks. Progress and technical logs update during execution. Closing the browser does not cancel a job. Interrupted jobs require the Stop services and recover action; datasets and results are retained.</w:t>
       </w:r>
     </w:p>
     <w:p>
@@ -2097,15 +1556,7 @@
         <w:pStyle w:val="Heading1"/>
       </w:pPr>
       <w:r>
-        <w:t>4. Theme-Based Result Presentation</w:t>
-      </w:r>
-    </w:p>
-    <w:p>
-      <w:pPr>
-        <w:pStyle w:val="Heading2"/>
-      </w:pPr>
-      <w:r>
-        <w:t>4.1 MongoDB: before, linking and after</w:t>
+        <w:t>4. MongoDB Result Presentation</w:t>
       </w:r>
     </w:p>
     <w:p>
@@ -2116,7 +1567,56 @@
         <w:rPr>
           <w:b w:val="0"/>
         </w:rPr>
-        <w:t>The first theme shows a small preview of original food documents, observations linked to a preview food, derived food documents with nutrient arrays, and aggregation answers. The display then compares indexed and unindexed searches. Preview limits keep the interface readable without limiting the underlying calculations.</w:t>
+        <w:t>The first theme separates original records, linked food documents and aggregation answers. Small previews keep the page readable without limiting the analysis. The displayed food count and coverage come from the faceted pipeline, while the other outputs group foods and nutrient observations.</w:t>
+      </w:r>
+    </w:p>
+    <w:p>
+      <w:pPr>
+        <w:spacing w:after="60"/>
+        <w:jc w:val="center"/>
+      </w:pPr>
+      <w:r>
+        <w:drawing>
+          <wp:inline xmlns:a="http://schemas.openxmlformats.org/drawingml/2006/main" xmlns:pic="http://schemas.openxmlformats.org/drawingml/2006/picture">
+            <wp:extent cx="5074920" cy="3995251"/>
+            <wp:docPr id="6" name="Picture 6"/>
+            <wp:cNvGraphicFramePr>
+              <a:graphicFrameLocks noChangeAspect="1"/>
+            </wp:cNvGraphicFramePr>
+            <a:graphic>
+              <a:graphicData uri="http://schemas.openxmlformats.org/drawingml/2006/picture">
+                <pic:pic>
+                  <pic:nvPicPr>
+                    <pic:cNvPr id="0" name="Screenshot 2026-10-28 114134.png"/>
+                    <pic:cNvPicPr/>
+                  </pic:nvPicPr>
+                  <pic:blipFill>
+                    <a:blip r:embed="rId16"/>
+                    <a:stretch>
+                      <a:fillRect/>
+                    </a:stretch>
+                  </pic:blipFill>
+                  <pic:spPr>
+                    <a:xfrm>
+                      <a:off x="0" y="0"/>
+                      <a:ext cx="5074920" cy="3995251"/>
+                    </a:xfrm>
+                    <a:prstGeom prst="rect"/>
+                  </pic:spPr>
+                </pic:pic>
+              </a:graphicData>
+            </a:graphic>
+          </wp:inline>
+        </w:drawing>
+      </w:r>
+    </w:p>
+    <w:p>
+      <w:pPr>
+        <w:spacing w:line="240" w:lineRule="auto" w:after="140"/>
+        <w:jc w:val="center"/>
+      </w:pPr>
+      <w:r>
+        <w:t>Figure 4. Linked documents, grouped answers and the 50,000-food overview.</w:t>
       </w:r>
     </w:p>
     <w:p>
@@ -2127,64 +1627,7 @@
         <w:rPr>
           <w:b w:val="0"/>
         </w:rPr>
-        <w:t>For the reported run, the preview includes WESSON Vegetable Oil, SWANSON BROTH BEEF and a CAMPBELL’S soup. The grouped branded_food protein result contains 32,840 observations, total amount 242,187.06 G and mean amount approximately 7.37476 G. The food-type and faceted outputs explain the group counts and overall coverage.</w:t>
-      </w:r>
-    </w:p>
-    <w:p>
-      <w:pPr>
-        <w:pStyle w:val="Heading2"/>
-      </w:pPr>
-      <w:r>
-        <w:t>4.2 HDFS and MapReduce</w:t>
-      </w:r>
-    </w:p>
-    <w:p>
-      <w:pPr>
-        <w:jc w:val="both"/>
-      </w:pPr>
-      <w:r>
-        <w:rPr>
-          <w:b w:val="0"/>
-        </w:rPr>
-        <w:t>The second theme presents the run’s HDFS directory, first prepared nutrient records, verified file-management operations and a partial reducer result. It identifies two DataNodes and two YARN workers. A user can compare the displayed records with actual HDFS content by copying the adjacent read command.</w:t>
-      </w:r>
-    </w:p>
-    <w:p>
-      <w:pPr>
-        <w:pStyle w:val="Heading2"/>
-      </w:pPr>
-      <w:r>
-        <w:t>4.3 Pig, Hive and comparison views</w:t>
-      </w:r>
-    </w:p>
-    <w:p>
-      <w:pPr>
-        <w:jc w:val="both"/>
-      </w:pPr>
-      <w:r>
-        <w:rPr>
-          <w:b w:val="0"/>
-        </w:rPr>
-        <w:t>The third theme shows prepared, excluded and cleaned row counts, followed by the analytical answers shared by Text and RCFile tables. It separates query execution times from storage sizes. A filter can narrow the visible result sample by food type, nutrient or unit without changing the saved benchmark.</w:t>
-      </w:r>
-    </w:p>
-    <w:p>
-      <w:pPr>
-        <w:pStyle w:val="Heading2"/>
-      </w:pPr>
-      <w:r>
-        <w:t>4.4 Source verification</w:t>
-      </w:r>
-    </w:p>
-    <w:p>
-      <w:pPr>
-        <w:jc w:val="both"/>
-      </w:pPr>
-      <w:r>
-        <w:rPr>
-          <w:b w:val="0"/>
-        </w:rPr>
-        <w:t>Copy-command buttons provide read commands for MongoDB, HDFS, reducer output, Pig output and Hive tables. The page does not silently execute these commands. Older runs without previews are identified, and a preview-only command can capture examples from a matching database. Captures made after the analysis are labelled with that context.</w:t>
+        <w:t>The five displayed food types include 32,925 branded_food and 7,793 sr_legacy_food records. For branded-food protein, the result contains 32,840 observations, a total recorded amount of 242,187.06 G and an average of 7.37476 G. Verification commands inspect actual MongoDB data; later preview captures are labelled separately from the original analysis.</w:t>
       </w:r>
     </w:p>
     <w:p>
@@ -2197,7 +1640,7 @@
         <w:pStyle w:val="Heading1"/>
       </w:pPr>
       <w:r>
-        <w:t>5. Evaluation and Recorded Results</w:t>
+        <w:t>5. Hadoop, Pig and Hive Presentation</w:t>
       </w:r>
     </w:p>
     <w:p>
@@ -2208,278 +1651,19 @@
         <w:rPr>
           <w:b w:val="0"/>
         </w:rPr>
-        <w:t>The supplied 50,000-food evidence shows completed analysis and matching cross-system counts, totals and means. Evaluation focuses on demonstrable source linkage, correct result presentation and accurate interpretation of the recorded performance metrics.</w:t>
+        <w:t>The Hadoop section exposes the selected HDFS run directory, prepared input, verified file operations, reducer samples and recorded workers. The Pig/Hive section follows with cleaning counts, matching analytical answers and two format comparisons. The presentation distinguishes the MapReduce branch from the separate Pig-to-Hive branch.</w:t>
       </w:r>
     </w:p>
-    <w:tbl>
-      <w:tblPr>
-        <w:tblStyle w:val="TableGrid"/>
-        <w:tblW w:type="auto" w:w="0"/>
-        <w:tblLayout w:type="fixed"/>
-        <w:tblLook w:firstColumn="1" w:firstRow="1" w:lastColumn="0" w:lastRow="0" w:noHBand="0" w:noVBand="1" w:val="04A0"/>
-      </w:tblPr>
-      <w:tblGrid>
-        <w:gridCol w:w="2880"/>
-        <w:gridCol w:w="6120"/>
-      </w:tblGrid>
-      <w:tr>
-        <w:trPr>
-          <w:cantSplit/>
-        </w:trPr>
-        <w:tc>
-          <w:tcPr>
-            <w:tcW w:type="dxa" w:w="2880"/>
-            <w:shd w:fill="EAF2EF"/>
-          </w:tcPr>
-          <w:p>
-            <w:pPr>
-              <w:spacing w:line="252" w:lineRule="auto" w:after="80" w:before="80"/>
-              <w:jc w:val="left"/>
-            </w:pPr>
-            <w:r>
-              <w:rPr>
-                <w:b/>
-                <w:sz w:val="24"/>
-              </w:rPr>
-              <w:t>Check</w:t>
-            </w:r>
-          </w:p>
-        </w:tc>
-        <w:tc>
-          <w:tcPr>
-            <w:tcW w:type="dxa" w:w="6120"/>
-            <w:shd w:fill="EAF2EF"/>
-          </w:tcPr>
-          <w:p>
-            <w:pPr>
-              <w:spacing w:line="252" w:lineRule="auto" w:after="80" w:before="80"/>
-              <w:jc w:val="left"/>
-            </w:pPr>
-            <w:r>
-              <w:rPr>
-                <w:b/>
-                <w:sz w:val="24"/>
-              </w:rPr>
-              <w:t>Recorded result</w:t>
-            </w:r>
-          </w:p>
-        </w:tc>
-      </w:tr>
-      <w:tr>
-        <w:trPr>
-          <w:cantSplit/>
-        </w:trPr>
-        <w:tc>
-          <w:tcPr>
-            <w:tcW w:type="dxa" w:w="2880"/>
-          </w:tcPr>
-          <w:p>
-            <w:pPr>
-              <w:spacing w:line="252" w:lineRule="auto" w:after="80" w:before="80"/>
-              <w:jc w:val="left"/>
-            </w:pPr>
-            <w:r>
-              <w:rPr>
-                <w:b w:val="0"/>
-                <w:sz w:val="24"/>
-              </w:rPr>
-              <w:t>Input and cleaning</w:t>
-            </w:r>
-          </w:p>
-        </w:tc>
-        <w:tc>
-          <w:tcPr>
-            <w:tcW w:type="dxa" w:w="6120"/>
-          </w:tcPr>
-          <w:p>
-            <w:pPr>
-              <w:spacing w:line="252" w:lineRule="auto" w:after="80" w:before="80"/>
-              <w:jc w:val="left"/>
-            </w:pPr>
-            <w:r>
-              <w:rPr>
-                <w:b w:val="0"/>
-                <w:sz w:val="24"/>
-              </w:rPr>
-              <w:t>1,126,928 prepared and cleaned observations; zero negatives excluded</w:t>
-            </w:r>
-          </w:p>
-        </w:tc>
-      </w:tr>
-      <w:tr>
-        <w:trPr>
-          <w:cantSplit/>
-        </w:trPr>
-        <w:tc>
-          <w:tcPr>
-            <w:tcW w:type="dxa" w:w="2880"/>
-          </w:tcPr>
-          <w:p>
-            <w:pPr>
-              <w:spacing w:line="252" w:lineRule="auto" w:after="80" w:before="80"/>
-              <w:jc w:val="left"/>
-            </w:pPr>
-            <w:r>
-              <w:rPr>
-                <w:b w:val="0"/>
-                <w:sz w:val="24"/>
-              </w:rPr>
-              <w:t>MongoDB profiling</w:t>
-            </w:r>
-          </w:p>
-        </w:tc>
-        <w:tc>
-          <w:tcPr>
-            <w:tcW w:type="dxa" w:w="6120"/>
-          </w:tcPr>
-          <w:p>
-            <w:pPr>
-              <w:spacing w:line="252" w:lineRule="auto" w:after="80" w:before="80"/>
-              <w:jc w:val="left"/>
-            </w:pPr>
-            <w:r>
-              <w:rPr>
-                <w:b w:val="0"/>
-                <w:sz w:val="24"/>
-              </w:rPr>
-              <w:t>5 repetitions per plan; 50,000 vs 1 document examined</w:t>
-            </w:r>
-          </w:p>
-        </w:tc>
-      </w:tr>
-      <w:tr>
-        <w:trPr>
-          <w:cantSplit/>
-        </w:trPr>
-        <w:tc>
-          <w:tcPr>
-            <w:tcW w:type="dxa" w:w="2880"/>
-          </w:tcPr>
-          <w:p>
-            <w:pPr>
-              <w:spacing w:line="252" w:lineRule="auto" w:after="80" w:before="80"/>
-              <w:jc w:val="left"/>
-            </w:pPr>
-            <w:r>
-              <w:rPr>
-                <w:b w:val="0"/>
-                <w:sz w:val="24"/>
-              </w:rPr>
-              <w:t>Median server time</w:t>
-            </w:r>
-          </w:p>
-        </w:tc>
-        <w:tc>
-          <w:tcPr>
-            <w:tcW w:type="dxa" w:w="6120"/>
-          </w:tcPr>
-          <w:p>
-            <w:pPr>
-              <w:spacing w:line="252" w:lineRule="auto" w:after="80" w:before="80"/>
-              <w:jc w:val="left"/>
-            </w:pPr>
-            <w:r>
-              <w:rPr>
-                <w:b w:val="0"/>
-                <w:sz w:val="24"/>
-              </w:rPr>
-              <w:t>42 ms collection scan; indexed value below 1 ms timer resolution</w:t>
-            </w:r>
-          </w:p>
-        </w:tc>
-      </w:tr>
-      <w:tr>
-        <w:trPr>
-          <w:cantSplit/>
-        </w:trPr>
-        <w:tc>
-          <w:tcPr>
-            <w:tcW w:type="dxa" w:w="2880"/>
-          </w:tcPr>
-          <w:p>
-            <w:pPr>
-              <w:spacing w:line="252" w:lineRule="auto" w:after="80" w:before="80"/>
-              <w:jc w:val="left"/>
-            </w:pPr>
-            <w:r>
-              <w:rPr>
-                <w:b w:val="0"/>
-                <w:sz w:val="24"/>
-              </w:rPr>
-              <w:t>Hive answers</w:t>
-            </w:r>
-          </w:p>
-        </w:tc>
-        <w:tc>
-          <w:tcPr>
-            <w:tcW w:type="dxa" w:w="6120"/>
-          </w:tcPr>
-          <w:p>
-            <w:pPr>
-              <w:spacing w:line="252" w:lineRule="auto" w:after="80" w:before="80"/>
-              <w:jc w:val="left"/>
-            </w:pPr>
-            <w:r>
-              <w:rPr>
-                <w:b w:val="0"/>
-                <w:sz w:val="24"/>
-              </w:rPr>
-              <w:t>Matching results from Text and RCFile</w:t>
-            </w:r>
-          </w:p>
-        </w:tc>
-      </w:tr>
-      <w:tr>
-        <w:trPr>
-          <w:cantSplit/>
-        </w:trPr>
-        <w:tc>
-          <w:tcPr>
-            <w:tcW w:type="dxa" w:w="2880"/>
-          </w:tcPr>
-          <w:p>
-            <w:pPr>
-              <w:spacing w:line="252" w:lineRule="auto" w:after="80" w:before="80"/>
-              <w:jc w:val="left"/>
-            </w:pPr>
-            <w:r>
-              <w:rPr>
-                <w:b w:val="0"/>
-                <w:sz w:val="24"/>
-              </w:rPr>
-              <w:t>Hive elapsed times</w:t>
-            </w:r>
-          </w:p>
-        </w:tc>
-        <w:tc>
-          <w:tcPr>
-            <w:tcW w:type="dxa" w:w="6120"/>
-          </w:tcPr>
-          <w:p>
-            <w:pPr>
-              <w:spacing w:line="252" w:lineRule="auto" w:after="80" w:before="80"/>
-              <w:jc w:val="left"/>
-            </w:pPr>
-            <w:r>
-              <w:rPr>
-                <w:b w:val="0"/>
-                <w:sz w:val="24"/>
-              </w:rPr>
-              <w:t>Nutrients: 66.24 / 64.22 s; protein: 64.91 / 67.35 s (Text / RCFile)</w:t>
-            </w:r>
-          </w:p>
-        </w:tc>
-      </w:tr>
-    </w:tbl>
     <w:p>
       <w:pPr>
+        <w:spacing w:after="60"/>
         <w:jc w:val="center"/>
       </w:pPr>
       <w:r>
         <w:drawing>
           <wp:inline xmlns:a="http://schemas.openxmlformats.org/drawingml/2006/main" xmlns:pic="http://schemas.openxmlformats.org/drawingml/2006/picture">
-            <wp:extent cx="5120640" cy="2048256"/>
-            <wp:docPr id="4" name="Picture 4"/>
+            <wp:extent cx="5440680" cy="3856685"/>
+            <wp:docPr id="7" name="Picture 7"/>
             <wp:cNvGraphicFramePr>
               <a:graphicFrameLocks noChangeAspect="1"/>
             </wp:cNvGraphicFramePr>
@@ -2487,11 +1671,11 @@
               <a:graphicData uri="http://schemas.openxmlformats.org/drawingml/2006/picture">
                 <pic:pic>
                   <pic:nvPicPr>
-                    <pic:cNvPr id="0" name="hive_storage.png"/>
+                    <pic:cNvPr id="0" name="Screenshot 2026-10-28 114219.png"/>
                     <pic:cNvPicPr/>
                   </pic:nvPicPr>
                   <pic:blipFill>
-                    <a:blip r:embed="rId14"/>
+                    <a:blip r:embed="rId17"/>
                     <a:stretch>
                       <a:fillRect/>
                     </a:stretch>
@@ -2499,7 +1683,7 @@
                   <pic:spPr>
                     <a:xfrm>
                       <a:off x="0" y="0"/>
-                      <a:ext cx="5120640" cy="2048256"/>
+                      <a:ext cx="5440680" cy="3856685"/>
                     </a:xfrm>
                     <a:prstGeom prst="rect"/>
                   </pic:spPr>
@@ -2512,11 +1696,11 @@
     </w:p>
     <w:p>
       <w:pPr>
-        <w:spacing w:line="240" w:lineRule="auto" w:after="200"/>
+        <w:spacing w:line="240" w:lineRule="auto" w:after="140"/>
         <w:jc w:val="center"/>
       </w:pPr>
       <w:r>
-        <w:t>Figure 2. Recorded logical storage for the same cleaned input.</w:t>
+        <w:t>Figure 5. Pig cleaning and Hive results for the same 1,126,928 observations.</w:t>
       </w:r>
     </w:p>
     <w:p>
@@ -2527,7 +1711,7 @@
         <w:rPr>
           <w:b w:val="0"/>
         </w:rPr>
-        <w:t>Text occupies 67,081,701 logical bytes and RCFile occupies 6,622,922 bytes, a reduction of approximately 90.13%. The chart uses decimal MB. Replicated sizes are twice the logical sizes in the recorded HDFS configuration. Query timing includes client startup, excludes warmups and has one measured repetition per question/table pair; no dashboard HTTP-latency benchmark is claimed.</w:t>
+        <w:t>Text and RCFile contain the same cleaned rows and are reused across query repetitions. The dashboard shows count, total and mean for each food-type/nutrient/unit group. Users can filter the visible sample and copy read commands for HDFS, Pig output and Hive tables. These buttons copy commands rather than executing them automatically.</w:t>
       </w:r>
     </w:p>
     <w:p>
@@ -2540,7 +1724,105 @@
         <w:pStyle w:val="Heading1"/>
       </w:pPr>
       <w:r>
-        <w:t>6. Conclusion and References</w:t>
+        <w:t>6. Performance Evaluation</w:t>
+      </w:r>
+    </w:p>
+    <w:p>
+      <w:pPr>
+        <w:spacing w:after="60"/>
+        <w:jc w:val="center"/>
+      </w:pPr>
+      <w:r>
+        <w:drawing>
+          <wp:inline xmlns:a="http://schemas.openxmlformats.org/drawingml/2006/main" xmlns:pic="http://schemas.openxmlformats.org/drawingml/2006/picture">
+            <wp:extent cx="5577840" cy="1501294"/>
+            <wp:docPr id="8" name="Picture 8"/>
+            <wp:cNvGraphicFramePr>
+              <a:graphicFrameLocks noChangeAspect="1"/>
+            </wp:cNvGraphicFramePr>
+            <a:graphic>
+              <a:graphicData uri="http://schemas.openxmlformats.org/drawingml/2006/picture">
+                <pic:pic>
+                  <pic:nvPicPr>
+                    <pic:cNvPr id="0" name="Screenshot 2026-10-28 114142.png"/>
+                    <pic:cNvPicPr/>
+                  </pic:nvPicPr>
+                  <pic:blipFill>
+                    <a:blip r:embed="rId18"/>
+                    <a:stretch>
+                      <a:fillRect/>
+                    </a:stretch>
+                  </pic:blipFill>
+                  <pic:spPr>
+                    <a:xfrm>
+                      <a:off x="0" y="0"/>
+                      <a:ext cx="5577840" cy="1501294"/>
+                    </a:xfrm>
+                    <a:prstGeom prst="rect"/>
+                  </pic:spPr>
+                </pic:pic>
+              </a:graphicData>
+            </a:graphic>
+          </wp:inline>
+        </w:drawing>
+      </w:r>
+    </w:p>
+    <w:p>
+      <w:pPr>
+        <w:spacing w:line="240" w:lineRule="auto" w:after="140"/>
+        <w:jc w:val="center"/>
+      </w:pPr>
+      <w:r>
+        <w:t>Figure 6. MongoDB index evidence: five measurements per plan.</w:t>
+      </w:r>
+    </w:p>
+    <w:p>
+      <w:pPr>
+        <w:spacing w:after="60"/>
+        <w:jc w:val="center"/>
+      </w:pPr>
+      <w:r>
+        <w:drawing>
+          <wp:inline xmlns:a="http://schemas.openxmlformats.org/drawingml/2006/main" xmlns:pic="http://schemas.openxmlformats.org/drawingml/2006/picture">
+            <wp:extent cx="5577840" cy="2905749"/>
+            <wp:docPr id="9" name="Picture 9"/>
+            <wp:cNvGraphicFramePr>
+              <a:graphicFrameLocks noChangeAspect="1"/>
+            </wp:cNvGraphicFramePr>
+            <a:graphic>
+              <a:graphicData uri="http://schemas.openxmlformats.org/drawingml/2006/picture">
+                <pic:pic>
+                  <pic:nvPicPr>
+                    <pic:cNvPr id="0" name="Screenshot 2026-10-28 114226.png"/>
+                    <pic:cNvPicPr/>
+                  </pic:nvPicPr>
+                  <pic:blipFill>
+                    <a:blip r:embed="rId19"/>
+                    <a:stretch>
+                      <a:fillRect/>
+                    </a:stretch>
+                  </pic:blipFill>
+                  <pic:spPr>
+                    <a:xfrm>
+                      <a:off x="0" y="0"/>
+                      <a:ext cx="5577840" cy="2905749"/>
+                    </a:xfrm>
+                    <a:prstGeom prst="rect"/>
+                  </pic:spPr>
+                </pic:pic>
+              </a:graphicData>
+            </a:graphic>
+          </wp:inline>
+        </w:drawing>
+      </w:r>
+    </w:p>
+    <w:p>
+      <w:pPr>
+        <w:spacing w:line="240" w:lineRule="auto" w:after="140"/>
+        <w:jc w:val="center"/>
+      </w:pPr>
+      <w:r>
+        <w:t>Figure 7. Hive timing and storage evidence for the selected development run.</w:t>
       </w:r>
     </w:p>
     <w:p>
@@ -2551,7 +1833,7 @@
         <w:rPr>
           <w:b w:val="0"/>
         </w:rPr>
-        <w:t>Food &amp; Performance Explorer supplies the Track B web-dashboard extension for the USDA analytics workflow. It combines workflow controls, progress visibility, saved evidence and theme-based explanations in a single interface. Before-and-after samples make the data linkage visible, and adjacent commands let a presenter verify the database and distributed files directly.</w:t>
+        <w:t>MongoDB examines one document with the index instead of 50,000, with median server times of 0 ms and 42 ms. Zero is below timer resolution, not zero work. Hive’s all-nutrient times are 66.24 / 64.22 s and protein times are 64.91 / 67.35 s (Text / RCFile). Warmups are excluded; each pair has one measured execution.</w:t>
       </w:r>
     </w:p>
     <w:p>
@@ -2562,7 +1844,42 @@
         <w:rPr>
           <w:b w:val="0"/>
         </w:rPr>
-        <w:t>The reported development run covers 50,000 foods and all 1,126,928 linked nutrient records. The interface presents the measured index benefit and substantial RCFile storage reduction while preserving the distinction between saved output, current service state and benchmark timing. Its result-viewing mode also supports the project’s native-cluster deployment route.</w:t>
+        <w:t>RCFile reduces logical storage from 67,081,701 to 6,622,922 bytes, approximately 90.13%. The time comparison varies by query. This interface therefore presents recorded measurements without treating storage savings as proof of a universal speedup.</w:t>
+      </w:r>
+    </w:p>
+    <w:p>
+      <w:r>
+        <w:br w:type="page"/>
+      </w:r>
+    </w:p>
+    <w:p>
+      <w:pPr>
+        <w:pStyle w:val="Heading1"/>
+      </w:pPr>
+      <w:r>
+        <w:t>7. Conclusion and References</w:t>
+      </w:r>
+    </w:p>
+    <w:p>
+      <w:pPr>
+        <w:jc w:val="both"/>
+      </w:pPr>
+      <w:r>
+        <w:rPr>
+          <w:b w:val="0"/>
+        </w:rPr>
+        <w:t>The Flask extension brings the USDA pipeline into one demonstrable interface. It lets users launch permitted laptop workflows, monitor their progress, select completed runs and explain the three assignment themes through actual data samples and measured outputs.</w:t>
+      </w:r>
+    </w:p>
+    <w:p>
+      <w:pPr>
+        <w:jc w:val="both"/>
+      </w:pPr>
+      <w:r>
+        <w:rPr>
+          <w:b w:val="0"/>
+        </w:rPr>
+        <w:t>The supplied screenshots document the linked 50,000-food development run. Before-and-after views show the transformation from source records to answers, while adjacent commands support direct source verification. The application preserves the distinction between historical results, current service state and benchmark measurements, making both the processing and the evidence easier to present.</w:t>
       </w:r>
     </w:p>
     <w:p>
